--- a/PROMPTS LANZADOS.docx
+++ b/PROMPTS LANZADOS.docx
@@ -2220,6 +2220,1289 @@
           <w:color w:val="000000" w:themeColor="text1"/>
         </w:rPr>
         <w:t xml:space="preserve"> mediante un campo JSONB.</w:t>
+      </w:r>
+    </w:p>
+    <w:p>
+      <w:pPr>
+        <w:rPr>
+          <w:color w:val="EE0000"/>
+        </w:rPr>
+      </w:pPr>
+      <w:r>
+        <w:rPr>
+          <w:color w:val="EE0000"/>
+        </w:rPr>
+        <w:t xml:space="preserve">Bloque 5: Análisis con Inteligencia Artificial (Gemini API </w:t>
+      </w:r>
+      <w:proofErr w:type="spellStart"/>
+      <w:r>
+        <w:rPr>
+          <w:color w:val="EE0000"/>
+        </w:rPr>
+        <w:t>Integration</w:t>
+      </w:r>
+      <w:proofErr w:type="spellEnd"/>
+      <w:r>
+        <w:rPr>
+          <w:color w:val="EE0000"/>
+        </w:rPr>
+        <w:t>)</w:t>
+      </w:r>
+    </w:p>
+    <w:p>
+      <w:pPr>
+        <w:rPr>
+          <w:color w:val="000000" w:themeColor="text1"/>
+        </w:rPr>
+      </w:pPr>
+      <w:r>
+        <w:rPr>
+          <w:color w:val="000000" w:themeColor="text1"/>
+        </w:rPr>
+        <w:t xml:space="preserve">Actúa como un Desarrollador </w:t>
+      </w:r>
+      <w:proofErr w:type="spellStart"/>
+      <w:r>
+        <w:rPr>
+          <w:color w:val="000000" w:themeColor="text1"/>
+        </w:rPr>
+        <w:t>Fullstack</w:t>
+      </w:r>
+      <w:proofErr w:type="spellEnd"/>
+      <w:r>
+        <w:rPr>
+          <w:color w:val="000000" w:themeColor="text1"/>
+        </w:rPr>
+        <w:t xml:space="preserve">. Quiero integrar un motor de IA en el módulo de "Alineación" de mi </w:t>
+      </w:r>
+      <w:proofErr w:type="gramStart"/>
+      <w:r>
+        <w:rPr>
+          <w:color w:val="000000" w:themeColor="text1"/>
+        </w:rPr>
+        <w:t>app</w:t>
+      </w:r>
+      <w:proofErr w:type="gramEnd"/>
+      <w:r>
+        <w:rPr>
+          <w:color w:val="000000" w:themeColor="text1"/>
+        </w:rPr>
+        <w:t xml:space="preserve"> de fútbol "CAO". La IA simulará el análisis utilizando los modelos gratuitos de Gemini (mediante la SDK de `@google/generative-ai` o un </w:t>
+      </w:r>
+      <w:proofErr w:type="spellStart"/>
+      <w:r>
+        <w:rPr>
+          <w:color w:val="000000" w:themeColor="text1"/>
+        </w:rPr>
+        <w:t>fetch</w:t>
+      </w:r>
+      <w:proofErr w:type="spellEnd"/>
+      <w:r>
+        <w:rPr>
+          <w:color w:val="000000" w:themeColor="text1"/>
+        </w:rPr>
+        <w:t xml:space="preserve"> directo a la API con la API Key guardada de forma segura en las variables de entorno de </w:t>
+      </w:r>
+      <w:proofErr w:type="spellStart"/>
+      <w:r>
+        <w:rPr>
+          <w:color w:val="000000" w:themeColor="text1"/>
+        </w:rPr>
+        <w:t>Vercel</w:t>
+      </w:r>
+      <w:proofErr w:type="spellEnd"/>
+      <w:r>
+        <w:rPr>
+          <w:color w:val="000000" w:themeColor="text1"/>
+        </w:rPr>
+        <w:t>).</w:t>
+      </w:r>
+    </w:p>
+    <w:p>
+      <w:pPr>
+        <w:rPr>
+          <w:color w:val="000000" w:themeColor="text1"/>
+        </w:rPr>
+      </w:pPr>
+    </w:p>
+    <w:p>
+      <w:pPr>
+        <w:rPr>
+          <w:color w:val="000000" w:themeColor="text1"/>
+        </w:rPr>
+      </w:pPr>
+      <w:r>
+        <w:rPr>
+          <w:color w:val="000000" w:themeColor="text1"/>
+        </w:rPr>
+        <w:t>Requisitos del Flujo:</w:t>
+      </w:r>
+    </w:p>
+    <w:p>
+      <w:pPr>
+        <w:rPr>
+          <w:color w:val="000000" w:themeColor="text1"/>
+        </w:rPr>
+      </w:pPr>
+      <w:r>
+        <w:rPr>
+          <w:color w:val="000000" w:themeColor="text1"/>
+        </w:rPr>
+        <w:lastRenderedPageBreak/>
+        <w:t>1. En la pantalla de alineaciones, justo debajo del campo, añade un botón llamativo con un icono de destello o cerebro que diga "Analizar con IA los enfrentamientos".</w:t>
+      </w:r>
+    </w:p>
+    <w:p>
+      <w:pPr>
+        <w:rPr>
+          <w:color w:val="000000" w:themeColor="text1"/>
+        </w:rPr>
+      </w:pPr>
+      <w:r>
+        <w:rPr>
+          <w:color w:val="000000" w:themeColor="text1"/>
+        </w:rPr>
+        <w:t>2. Al pulsar el botón, el sistema debe recopilar el sistema táctico configurado por el usuario (ej. 4-3-3) y permitir mediante un selector rápido indicar el sistema probable del rival (ej. 4-4-2).</w:t>
+      </w:r>
+    </w:p>
+    <w:p>
+      <w:pPr>
+        <w:rPr>
+          <w:color w:val="000000" w:themeColor="text1"/>
+        </w:rPr>
+      </w:pPr>
+      <w:r>
+        <w:rPr>
+          <w:color w:val="000000" w:themeColor="text1"/>
+        </w:rPr>
+        <w:t xml:space="preserve">3. Envía una petición al modelo de Gemini con el siguiente </w:t>
+      </w:r>
+      <w:proofErr w:type="spellStart"/>
+      <w:r>
+        <w:rPr>
+          <w:color w:val="000000" w:themeColor="text1"/>
+        </w:rPr>
+        <w:t>prompt</w:t>
+      </w:r>
+      <w:proofErr w:type="spellEnd"/>
+      <w:r>
+        <w:rPr>
+          <w:color w:val="000000" w:themeColor="text1"/>
+        </w:rPr>
+        <w:t xml:space="preserve"> estructurado internamente:</w:t>
+      </w:r>
+    </w:p>
+    <w:p>
+      <w:pPr>
+        <w:rPr>
+          <w:color w:val="000000" w:themeColor="text1"/>
+        </w:rPr>
+      </w:pPr>
+      <w:r>
+        <w:rPr>
+          <w:color w:val="000000" w:themeColor="text1"/>
+        </w:rPr>
+        <w:t xml:space="preserve">   "Actúas como un Analista Táctico de fútbol de élite mundial. Analiza un enfrentamiento donde mi equipo juega con un sistema [MI_SISTEMA] y el equipo rival se planta con un sistema [SISTEMA_RIVAL]. Devuélveme un análisis táctico detallado en formato JSON estructurado con tres secciones claras: </w:t>
+      </w:r>
+    </w:p>
+    <w:p>
+      <w:pPr>
+        <w:rPr>
+          <w:color w:val="000000" w:themeColor="text1"/>
+        </w:rPr>
+      </w:pPr>
+      <w:r>
+        <w:rPr>
+          <w:color w:val="000000" w:themeColor="text1"/>
+        </w:rPr>
+        <w:t xml:space="preserve">   - 'ventajas': un array de 3 puntos clave donde mi sistema supera al rival.</w:t>
+      </w:r>
+    </w:p>
+    <w:p>
+      <w:pPr>
+        <w:rPr>
+          <w:color w:val="000000" w:themeColor="text1"/>
+        </w:rPr>
+      </w:pPr>
+      <w:r>
+        <w:rPr>
+          <w:color w:val="000000" w:themeColor="text1"/>
+        </w:rPr>
+        <w:t xml:space="preserve">   - 'desventajas': un array de 3 riesgos o espacios que concedo.</w:t>
+      </w:r>
+    </w:p>
+    <w:p>
+      <w:pPr>
+        <w:rPr>
+          <w:color w:val="000000" w:themeColor="text1"/>
+        </w:rPr>
+      </w:pPr>
+      <w:r>
+        <w:rPr>
+          <w:color w:val="000000" w:themeColor="text1"/>
+        </w:rPr>
+        <w:t xml:space="preserve">   - 'estrategia': un texto breve con la recomendación clave para ganar el partido."</w:t>
+      </w:r>
+    </w:p>
+    <w:p>
+      <w:pPr>
+        <w:rPr>
+          <w:color w:val="000000" w:themeColor="text1"/>
+        </w:rPr>
+      </w:pPr>
+      <w:r>
+        <w:rPr>
+          <w:color w:val="000000" w:themeColor="text1"/>
+        </w:rPr>
+        <w:t xml:space="preserve">4. Recibe la respuesta en la </w:t>
+      </w:r>
+      <w:proofErr w:type="gramStart"/>
+      <w:r>
+        <w:rPr>
+          <w:color w:val="000000" w:themeColor="text1"/>
+        </w:rPr>
+        <w:t>app</w:t>
+      </w:r>
+      <w:proofErr w:type="gramEnd"/>
+      <w:r>
+        <w:rPr>
+          <w:color w:val="000000" w:themeColor="text1"/>
+        </w:rPr>
+        <w:t xml:space="preserve"> y muéstrala en un componente Modal moderno, imitando la línea de diseño limpia de la </w:t>
+      </w:r>
+      <w:proofErr w:type="gramStart"/>
+      <w:r>
+        <w:rPr>
+          <w:color w:val="000000" w:themeColor="text1"/>
+        </w:rPr>
+        <w:t>app</w:t>
+      </w:r>
+      <w:proofErr w:type="gramEnd"/>
+      <w:r>
+        <w:rPr>
+          <w:color w:val="000000" w:themeColor="text1"/>
+        </w:rPr>
+        <w:t xml:space="preserve"> (tarjetas blancas con bordes redondeados y sombras suaves). Incluye animaciones de carga (esqueletos o un </w:t>
+      </w:r>
+      <w:proofErr w:type="spellStart"/>
+      <w:r>
+        <w:rPr>
+          <w:color w:val="000000" w:themeColor="text1"/>
+        </w:rPr>
+        <w:t>spinner</w:t>
+      </w:r>
+      <w:proofErr w:type="spellEnd"/>
+      <w:r>
+        <w:rPr>
+          <w:color w:val="000000" w:themeColor="text1"/>
+        </w:rPr>
+        <w:t xml:space="preserve"> lila) mientras la IA procesa la respuesta.</w:t>
+      </w:r>
+    </w:p>
+    <w:p>
+      <w:pPr>
+        <w:rPr>
+          <w:color w:val="EE0000"/>
+        </w:rPr>
+      </w:pPr>
+      <w:r>
+        <w:rPr>
+          <w:color w:val="EE0000"/>
+        </w:rPr>
+        <w:t>Bloque 6: ABP (Acciones a Balón Parado) y Eventos en Video</w:t>
+      </w:r>
+    </w:p>
+    <w:p>
+      <w:pPr>
+        <w:rPr>
+          <w:color w:val="000000" w:themeColor="text1"/>
+        </w:rPr>
+      </w:pPr>
+      <w:r>
+        <w:rPr>
+          <w:color w:val="000000" w:themeColor="text1"/>
+        </w:rPr>
+        <w:t xml:space="preserve">Actúa como un desarrollador de </w:t>
+      </w:r>
+      <w:proofErr w:type="spellStart"/>
+      <w:r>
+        <w:rPr>
+          <w:color w:val="000000" w:themeColor="text1"/>
+        </w:rPr>
+        <w:t>React</w:t>
+      </w:r>
+      <w:proofErr w:type="spellEnd"/>
+      <w:r>
+        <w:rPr>
+          <w:color w:val="000000" w:themeColor="text1"/>
+        </w:rPr>
+        <w:t xml:space="preserve"> y </w:t>
+      </w:r>
+      <w:proofErr w:type="spellStart"/>
+      <w:r>
+        <w:rPr>
+          <w:color w:val="000000" w:themeColor="text1"/>
+        </w:rPr>
+        <w:t>Tailwind</w:t>
+      </w:r>
+      <w:proofErr w:type="spellEnd"/>
+      <w:r>
+        <w:rPr>
+          <w:color w:val="000000" w:themeColor="text1"/>
+        </w:rPr>
+        <w:t xml:space="preserve"> CSS. Diseña los dos últimos módulos pendientes de la </w:t>
+      </w:r>
+      <w:proofErr w:type="gramStart"/>
+      <w:r>
+        <w:rPr>
+          <w:color w:val="000000" w:themeColor="text1"/>
+        </w:rPr>
+        <w:t>app</w:t>
+      </w:r>
+      <w:proofErr w:type="gramEnd"/>
+      <w:r>
+        <w:rPr>
+          <w:color w:val="000000" w:themeColor="text1"/>
+        </w:rPr>
+        <w:t xml:space="preserve"> "CAO" manteniendo la fidelidad visual del proyecto:</w:t>
+      </w:r>
+    </w:p>
+    <w:p>
+      <w:pPr>
+        <w:rPr>
+          <w:color w:val="000000" w:themeColor="text1"/>
+        </w:rPr>
+      </w:pPr>
+    </w:p>
+    <w:p>
+      <w:pPr>
+        <w:rPr>
+          <w:color w:val="000000" w:themeColor="text1"/>
+        </w:rPr>
+      </w:pPr>
+      <w:r>
+        <w:rPr>
+          <w:color w:val="000000" w:themeColor="text1"/>
+        </w:rPr>
+        <w:t>1. Módulo "ABP" (Acciones a Balón Parado):</w:t>
+      </w:r>
+    </w:p>
+    <w:p>
+      <w:pPr>
+        <w:rPr>
+          <w:color w:val="000000" w:themeColor="text1"/>
+        </w:rPr>
+      </w:pPr>
+      <w:r>
+        <w:rPr>
+          <w:color w:val="000000" w:themeColor="text1"/>
+        </w:rPr>
+        <w:t xml:space="preserve">   - Muestra dos pestañas grandes arriba: "</w:t>
+      </w:r>
+      <w:proofErr w:type="spellStart"/>
+      <w:r>
+        <w:rPr>
+          <w:color w:val="000000" w:themeColor="text1"/>
+        </w:rPr>
+        <w:t>Córners</w:t>
+      </w:r>
+      <w:proofErr w:type="spellEnd"/>
+      <w:r>
+        <w:rPr>
+          <w:color w:val="000000" w:themeColor="text1"/>
+        </w:rPr>
+        <w:t xml:space="preserve"> a Favor" y "</w:t>
+      </w:r>
+      <w:proofErr w:type="spellStart"/>
+      <w:r>
+        <w:rPr>
+          <w:color w:val="000000" w:themeColor="text1"/>
+        </w:rPr>
+        <w:t>Córners</w:t>
+      </w:r>
+      <w:proofErr w:type="spellEnd"/>
+      <w:r>
+        <w:rPr>
+          <w:color w:val="000000" w:themeColor="text1"/>
+        </w:rPr>
+        <w:t xml:space="preserve"> en Contra".</w:t>
+      </w:r>
+    </w:p>
+    <w:p>
+      <w:pPr>
+        <w:rPr>
+          <w:color w:val="000000" w:themeColor="text1"/>
+        </w:rPr>
+      </w:pPr>
+      <w:r>
+        <w:rPr>
+          <w:color w:val="000000" w:themeColor="text1"/>
+        </w:rPr>
+        <w:t xml:space="preserve">   - Cada pestaña mostrará un </w:t>
+      </w:r>
+      <w:proofErr w:type="spellStart"/>
+      <w:r>
+        <w:rPr>
+          <w:color w:val="000000" w:themeColor="text1"/>
+        </w:rPr>
+        <w:t>grid</w:t>
+      </w:r>
+      <w:proofErr w:type="spellEnd"/>
+      <w:r>
+        <w:rPr>
+          <w:color w:val="000000" w:themeColor="text1"/>
+        </w:rPr>
+        <w:t xml:space="preserve"> de 4 bloques numerados (Jugada 1, Jugada 2, Jugada 3, Jugada 4).</w:t>
+      </w:r>
+    </w:p>
+    <w:p>
+      <w:pPr>
+        <w:rPr>
+          <w:color w:val="000000" w:themeColor="text1"/>
+        </w:rPr>
+      </w:pPr>
+      <w:r>
+        <w:rPr>
+          <w:color w:val="000000" w:themeColor="text1"/>
+        </w:rPr>
+        <w:t xml:space="preserve">   - Cada bloque será una tarjeta blanca con bordes redondeados que contendrá: Un título indicador, un campo de texto abierto para describir la estrategia/movimientos y un contenedor gris para previsualizar una imagen del esquema táctico (con opción de subir la imagen al </w:t>
+      </w:r>
+      <w:proofErr w:type="spellStart"/>
+      <w:r>
+        <w:rPr>
+          <w:color w:val="000000" w:themeColor="text1"/>
+        </w:rPr>
+        <w:t>bucket</w:t>
+      </w:r>
+      <w:proofErr w:type="spellEnd"/>
+      <w:r>
+        <w:rPr>
+          <w:color w:val="000000" w:themeColor="text1"/>
+        </w:rPr>
+        <w:t xml:space="preserve"> de </w:t>
+      </w:r>
+      <w:proofErr w:type="spellStart"/>
+      <w:r>
+        <w:rPr>
+          <w:color w:val="000000" w:themeColor="text1"/>
+        </w:rPr>
+        <w:t>Supabase</w:t>
+      </w:r>
+      <w:proofErr w:type="spellEnd"/>
+      <w:r>
+        <w:rPr>
+          <w:color w:val="000000" w:themeColor="text1"/>
+        </w:rPr>
+        <w:t>).</w:t>
+      </w:r>
+    </w:p>
+    <w:p>
+      <w:pPr>
+        <w:rPr>
+          <w:color w:val="000000" w:themeColor="text1"/>
+        </w:rPr>
+      </w:pPr>
+    </w:p>
+    <w:p>
+      <w:pPr>
+        <w:rPr>
+          <w:color w:val="000000" w:themeColor="text1"/>
+        </w:rPr>
+      </w:pPr>
+      <w:r>
+        <w:rPr>
+          <w:color w:val="000000" w:themeColor="text1"/>
+        </w:rPr>
+        <w:t>2. Módulo "Eventos":</w:t>
+      </w:r>
+    </w:p>
+    <w:p>
+      <w:pPr>
+        <w:rPr>
+          <w:color w:val="000000" w:themeColor="text1"/>
+        </w:rPr>
+      </w:pPr>
+      <w:r>
+        <w:rPr>
+          <w:color w:val="000000" w:themeColor="text1"/>
+        </w:rPr>
+        <w:lastRenderedPageBreak/>
+        <w:t xml:space="preserve">   - Coloca un input en la parte superior para agregar una URL de video de YouTube de un partido.</w:t>
+      </w:r>
+    </w:p>
+    <w:p>
+      <w:pPr>
+        <w:rPr>
+          <w:color w:val="000000" w:themeColor="text1"/>
+        </w:rPr>
+      </w:pPr>
+      <w:r>
+        <w:rPr>
+          <w:color w:val="000000" w:themeColor="text1"/>
+        </w:rPr>
+        <w:t xml:space="preserve">   - Debajo, renderiza el reproductor de YouTube de manera responsiva utilizando el </w:t>
+      </w:r>
+      <w:proofErr w:type="spellStart"/>
+      <w:r>
+        <w:rPr>
+          <w:color w:val="000000" w:themeColor="text1"/>
+        </w:rPr>
+        <w:t>iframe</w:t>
+      </w:r>
+      <w:proofErr w:type="spellEnd"/>
+      <w:r>
+        <w:rPr>
+          <w:color w:val="000000" w:themeColor="text1"/>
+        </w:rPr>
+        <w:t xml:space="preserve"> oficial de la API de YouTube.</w:t>
+      </w:r>
+    </w:p>
+    <w:p>
+      <w:pPr>
+        <w:rPr>
+          <w:color w:val="000000" w:themeColor="text1"/>
+        </w:rPr>
+      </w:pPr>
+      <w:r>
+        <w:rPr>
+          <w:color w:val="000000" w:themeColor="text1"/>
+        </w:rPr>
+        <w:t xml:space="preserve">   - Justo debajo del video, coloca 3 botones grandes y elegantes alineados horizontalmente:</w:t>
+      </w:r>
+    </w:p>
+    <w:p>
+      <w:pPr>
+        <w:rPr>
+          <w:color w:val="000000" w:themeColor="text1"/>
+        </w:rPr>
+      </w:pPr>
+      <w:r>
+        <w:rPr>
+          <w:color w:val="000000" w:themeColor="text1"/>
+        </w:rPr>
+        <w:t xml:space="preserve">     * Botón 1: "Gol" (Color verde suave o rojo sutil)</w:t>
+      </w:r>
+    </w:p>
+    <w:p>
+      <w:pPr>
+        <w:rPr>
+          <w:color w:val="000000" w:themeColor="text1"/>
+        </w:rPr>
+      </w:pPr>
+      <w:r>
+        <w:rPr>
+          <w:color w:val="000000" w:themeColor="text1"/>
+        </w:rPr>
+        <w:t xml:space="preserve">     * Botón 2: "Falta" (Color amarillo suave)</w:t>
+      </w:r>
+    </w:p>
+    <w:p>
+      <w:pPr>
+        <w:rPr>
+          <w:color w:val="000000" w:themeColor="text1"/>
+        </w:rPr>
+      </w:pPr>
+      <w:r>
+        <w:rPr>
+          <w:color w:val="000000" w:themeColor="text1"/>
+        </w:rPr>
+        <w:t xml:space="preserve">     * Botón 3: "Ocasión de gol" (Color azul o morado de la </w:t>
+      </w:r>
+      <w:proofErr w:type="gramStart"/>
+      <w:r>
+        <w:rPr>
+          <w:color w:val="000000" w:themeColor="text1"/>
+        </w:rPr>
+        <w:t>app</w:t>
+      </w:r>
+      <w:proofErr w:type="gramEnd"/>
+      <w:r>
+        <w:rPr>
+          <w:color w:val="000000" w:themeColor="text1"/>
+        </w:rPr>
+        <w:t>)</w:t>
+      </w:r>
+    </w:p>
+    <w:p>
+      <w:pPr>
+        <w:rPr>
+          <w:color w:val="000000" w:themeColor="text1"/>
+        </w:rPr>
+      </w:pPr>
+      <w:r>
+        <w:rPr>
+          <w:color w:val="000000" w:themeColor="text1"/>
+        </w:rPr>
+        <w:t xml:space="preserve">   - Al hacer clic en cualquiera de los 3 botones, el sistema debe capturar automáticamente el segundo exacto del video en el que se encuentra la reproducción (usando los métodos de la API de YouTube `</w:t>
+      </w:r>
+      <w:proofErr w:type="spellStart"/>
+      <w:proofErr w:type="gramStart"/>
+      <w:r>
+        <w:rPr>
+          <w:color w:val="000000" w:themeColor="text1"/>
+        </w:rPr>
+        <w:t>player.getCurrentTime</w:t>
+      </w:r>
+      <w:proofErr w:type="spellEnd"/>
+      <w:r>
+        <w:rPr>
+          <w:color w:val="000000" w:themeColor="text1"/>
+        </w:rPr>
+        <w:t>()`</w:t>
+      </w:r>
+      <w:proofErr w:type="gramEnd"/>
+      <w:r>
+        <w:rPr>
+          <w:color w:val="000000" w:themeColor="text1"/>
+        </w:rPr>
+        <w:t>) y guardar un registro en la tabla '</w:t>
+      </w:r>
+      <w:proofErr w:type="spellStart"/>
+      <w:r>
+        <w:rPr>
+          <w:color w:val="000000" w:themeColor="text1"/>
+        </w:rPr>
+        <w:t>eventos_partido</w:t>
+      </w:r>
+      <w:proofErr w:type="spellEnd"/>
+      <w:r>
+        <w:rPr>
+          <w:color w:val="000000" w:themeColor="text1"/>
+        </w:rPr>
+        <w:t xml:space="preserve">' de </w:t>
+      </w:r>
+      <w:proofErr w:type="spellStart"/>
+      <w:r>
+        <w:rPr>
+          <w:color w:val="000000" w:themeColor="text1"/>
+        </w:rPr>
+        <w:t>Supabase</w:t>
+      </w:r>
+      <w:proofErr w:type="spellEnd"/>
+      <w:r>
+        <w:rPr>
+          <w:color w:val="000000" w:themeColor="text1"/>
+        </w:rPr>
+        <w:t xml:space="preserve"> con el tipo de evento y la marca de tiempo.</w:t>
+      </w:r>
+    </w:p>
+    <w:p>
+      <w:pPr>
+        <w:rPr>
+          <w:color w:val="000000" w:themeColor="text1"/>
+        </w:rPr>
+      </w:pPr>
+      <w:r>
+        <w:rPr>
+          <w:color w:val="000000" w:themeColor="text1"/>
+        </w:rPr>
+        <w:t xml:space="preserve">   - Muestra abajo del video un listado de "Eventos Registrados" en orden cronológico para hacer clic y saltar directamente a ese minuto del video.</w:t>
+      </w:r>
+    </w:p>
+    <w:p>
+      <w:pPr>
+        <w:rPr>
+          <w:color w:val="EE0000"/>
+        </w:rPr>
+      </w:pPr>
+      <w:r>
+        <w:rPr>
+          <w:color w:val="EE0000"/>
+        </w:rPr>
+        <w:t>Bloque 6B (Rediseñado y Definitivo): Módulo Eventos con Marcación en Tiempo Real e Historial Exportable</w:t>
+      </w:r>
+    </w:p>
+    <w:p>
+      <w:pPr>
+        <w:rPr>
+          <w:color w:val="000000" w:themeColor="text1"/>
+        </w:rPr>
+      </w:pPr>
+      <w:r>
+        <w:rPr>
+          <w:color w:val="000000" w:themeColor="text1"/>
+        </w:rPr>
+        <w:t xml:space="preserve">Actúa como un Desarrollador </w:t>
+      </w:r>
+      <w:proofErr w:type="spellStart"/>
+      <w:r>
+        <w:rPr>
+          <w:color w:val="000000" w:themeColor="text1"/>
+        </w:rPr>
+        <w:t>Frontend</w:t>
+      </w:r>
+      <w:proofErr w:type="spellEnd"/>
+      <w:r>
+        <w:rPr>
+          <w:color w:val="000000" w:themeColor="text1"/>
+        </w:rPr>
+        <w:t xml:space="preserve"> Senior experto en </w:t>
+      </w:r>
+      <w:proofErr w:type="spellStart"/>
+      <w:r>
+        <w:rPr>
+          <w:color w:val="000000" w:themeColor="text1"/>
+        </w:rPr>
+        <w:t>React</w:t>
+      </w:r>
+      <w:proofErr w:type="spellEnd"/>
+      <w:r>
+        <w:rPr>
+          <w:color w:val="000000" w:themeColor="text1"/>
+        </w:rPr>
+        <w:t xml:space="preserve">, </w:t>
+      </w:r>
+      <w:proofErr w:type="spellStart"/>
+      <w:r>
+        <w:rPr>
+          <w:color w:val="000000" w:themeColor="text1"/>
+        </w:rPr>
+        <w:t>Tailwind</w:t>
+      </w:r>
+      <w:proofErr w:type="spellEnd"/>
+      <w:r>
+        <w:rPr>
+          <w:color w:val="000000" w:themeColor="text1"/>
+        </w:rPr>
+        <w:t xml:space="preserve"> CSS y la integración de reproductores multimedia (Vimeo/YouTube). Quiero implementar la pestaña "Eventos" dentro del detalle del partido siguiendo estrictamente la interfaz de la imagen provista.</w:t>
+      </w:r>
+    </w:p>
+    <w:p>
+      <w:pPr>
+        <w:rPr>
+          <w:color w:val="000000" w:themeColor="text1"/>
+        </w:rPr>
+      </w:pPr>
+    </w:p>
+    <w:p>
+      <w:pPr>
+        <w:rPr>
+          <w:color w:val="000000" w:themeColor="text1"/>
+        </w:rPr>
+      </w:pPr>
+      <w:r>
+        <w:rPr>
+          <w:color w:val="000000" w:themeColor="text1"/>
+        </w:rPr>
+        <w:t>Requisitos de la Interfaz (Estructura de 2 Columnas):</w:t>
+      </w:r>
+    </w:p>
+    <w:p>
+      <w:pPr>
+        <w:rPr>
+          <w:color w:val="000000" w:themeColor="text1"/>
+        </w:rPr>
+      </w:pPr>
+    </w:p>
+    <w:p>
+      <w:pPr>
+        <w:rPr>
+          <w:color w:val="000000" w:themeColor="text1"/>
+        </w:rPr>
+      </w:pPr>
+      <w:r>
+        <w:rPr>
+          <w:color w:val="000000" w:themeColor="text1"/>
+        </w:rPr>
+        <w:t>1. Columna Derecha (Reproductor de Vídeo):</w:t>
+      </w:r>
+    </w:p>
+    <w:p>
+      <w:pPr>
+        <w:rPr>
+          <w:color w:val="000000" w:themeColor="text1"/>
+        </w:rPr>
+      </w:pPr>
+      <w:r>
+        <w:rPr>
+          <w:color w:val="000000" w:themeColor="text1"/>
+        </w:rPr>
+        <w:t xml:space="preserve">   - Una tarjeta blanca grande, con esquinas redondeadas y sombra sutil. </w:t>
+      </w:r>
+    </w:p>
+    <w:p>
+      <w:pPr>
+        <w:rPr>
+          <w:color w:val="000000" w:themeColor="text1"/>
+        </w:rPr>
+      </w:pPr>
+      <w:r>
+        <w:rPr>
+          <w:color w:val="000000" w:themeColor="text1"/>
+        </w:rPr>
+        <w:t xml:space="preserve">   - En estado inicial, muestra en el centro un icono gris de reproductor y el texto: "Introduce la URL de Vimeo para cargar el vídeo" seguido de "Ejemplo: https://vimeo.com/123456789". Al recibir un enlace válido, debe renderizar el reproductor </w:t>
+      </w:r>
+      <w:proofErr w:type="spellStart"/>
+      <w:r>
+        <w:rPr>
+          <w:color w:val="000000" w:themeColor="text1"/>
+        </w:rPr>
+        <w:t>iframe</w:t>
+      </w:r>
+      <w:proofErr w:type="spellEnd"/>
+      <w:r>
+        <w:rPr>
+          <w:color w:val="000000" w:themeColor="text1"/>
+        </w:rPr>
+        <w:t xml:space="preserve"> correspondiente de forma responsiva.</w:t>
+      </w:r>
+    </w:p>
+    <w:p>
+      <w:pPr>
+        <w:rPr>
+          <w:color w:val="000000" w:themeColor="text1"/>
+        </w:rPr>
+      </w:pPr>
+    </w:p>
+    <w:p>
+      <w:pPr>
+        <w:rPr>
+          <w:color w:val="000000" w:themeColor="text1"/>
+        </w:rPr>
+      </w:pPr>
+      <w:r>
+        <w:rPr>
+          <w:color w:val="000000" w:themeColor="text1"/>
+        </w:rPr>
+        <w:t>2. Columna Izquierda (Controles e Historial en Tarjetas Independientes):</w:t>
+      </w:r>
+    </w:p>
+    <w:p>
+      <w:pPr>
+        <w:rPr>
+          <w:color w:val="000000" w:themeColor="text1"/>
+        </w:rPr>
+      </w:pPr>
+      <w:r>
+        <w:rPr>
+          <w:color w:val="000000" w:themeColor="text1"/>
+        </w:rPr>
+        <w:lastRenderedPageBreak/>
+        <w:t xml:space="preserve">   - Tarjeta "URL DEL PARTIDO": Input con el marcador de posición "https://youtube.com/</w:t>
+      </w:r>
+      <w:proofErr w:type="spellStart"/>
+      <w:r>
+        <w:rPr>
+          <w:color w:val="000000" w:themeColor="text1"/>
+        </w:rPr>
+        <w:t>watch?v</w:t>
+      </w:r>
+      <w:proofErr w:type="spellEnd"/>
+      <w:r>
+        <w:rPr>
+          <w:color w:val="000000" w:themeColor="text1"/>
+        </w:rPr>
+        <w:t xml:space="preserve">=... o </w:t>
+      </w:r>
+      <w:proofErr w:type="spellStart"/>
+      <w:r>
+        <w:rPr>
+          <w:color w:val="000000" w:themeColor="text1"/>
+        </w:rPr>
+        <w:t>vimeo</w:t>
+      </w:r>
+      <w:proofErr w:type="spellEnd"/>
+      <w:r>
+        <w:rPr>
+          <w:color w:val="000000" w:themeColor="text1"/>
+        </w:rPr>
+        <w:t xml:space="preserve">..." acompañado a la derecha de un botón morado circular con un icono de </w:t>
+      </w:r>
+      <w:proofErr w:type="spellStart"/>
+      <w:r>
+        <w:rPr>
+          <w:color w:val="000000" w:themeColor="text1"/>
+        </w:rPr>
+        <w:t>play</w:t>
+      </w:r>
+      <w:proofErr w:type="spellEnd"/>
+      <w:r>
+        <w:rPr>
+          <w:color w:val="000000" w:themeColor="text1"/>
+        </w:rPr>
+        <w:t>.</w:t>
+      </w:r>
+    </w:p>
+    <w:p>
+      <w:pPr>
+        <w:rPr>
+          <w:color w:val="000000" w:themeColor="text1"/>
+        </w:rPr>
+      </w:pPr>
+      <w:r>
+        <w:rPr>
+          <w:color w:val="000000" w:themeColor="text1"/>
+        </w:rPr>
+        <w:t xml:space="preserve">   - Tarjeta "TIEMPOS DE PARTIDO": Un contenedor simple con un botón a la derecha que indica "Mostrar".</w:t>
+      </w:r>
+    </w:p>
+    <w:p>
+      <w:pPr>
+        <w:rPr>
+          <w:color w:val="000000" w:themeColor="text1"/>
+        </w:rPr>
+      </w:pPr>
+      <w:r>
+        <w:rPr>
+          <w:color w:val="000000" w:themeColor="text1"/>
+        </w:rPr>
+        <w:t xml:space="preserve">   - Tarjeta "REGISTRAR EVENTO":</w:t>
+      </w:r>
+    </w:p>
+    <w:p>
+      <w:pPr>
+        <w:rPr>
+          <w:color w:val="000000" w:themeColor="text1"/>
+        </w:rPr>
+      </w:pPr>
+      <w:r>
+        <w:rPr>
+          <w:color w:val="000000" w:themeColor="text1"/>
+        </w:rPr>
+        <w:t xml:space="preserve">     * Un </w:t>
+      </w:r>
+      <w:proofErr w:type="spellStart"/>
+      <w:r>
+        <w:rPr>
+          <w:color w:val="000000" w:themeColor="text1"/>
+        </w:rPr>
+        <w:t>grid</w:t>
+      </w:r>
+      <w:proofErr w:type="spellEnd"/>
+      <w:r>
+        <w:rPr>
+          <w:color w:val="000000" w:themeColor="text1"/>
+        </w:rPr>
+        <w:t xml:space="preserve"> de 2x2 con 4 botones grandes de esquinas redondeadas:</w:t>
+      </w:r>
+    </w:p>
+    <w:p>
+      <w:pPr>
+        <w:rPr>
+          <w:color w:val="000000" w:themeColor="text1"/>
+        </w:rPr>
+      </w:pPr>
+      <w:r>
+        <w:rPr>
+          <w:color w:val="000000" w:themeColor="text1"/>
+        </w:rPr>
+        <w:t xml:space="preserve">       1. GOL: Fondo rojo intenso, texto blanco, icono de balón de fútbol.</w:t>
+      </w:r>
+    </w:p>
+    <w:p>
+      <w:pPr>
+        <w:rPr>
+          <w:color w:val="000000" w:themeColor="text1"/>
+        </w:rPr>
+      </w:pPr>
+      <w:r>
+        <w:rPr>
+          <w:color w:val="000000" w:themeColor="text1"/>
+        </w:rPr>
+        <w:t xml:space="preserve">       2. OCASIÓN: Fondo naranja, texto blanco, icono descriptivo.</w:t>
+      </w:r>
+    </w:p>
+    <w:p>
+      <w:pPr>
+        <w:rPr>
+          <w:color w:val="000000" w:themeColor="text1"/>
+        </w:rPr>
+      </w:pPr>
+      <w:r>
+        <w:rPr>
+          <w:color w:val="000000" w:themeColor="text1"/>
+        </w:rPr>
+        <w:t xml:space="preserve">       3. DUELO: Fondo amarillo dorado, texto oscuro, icono de espadas cruzadas.</w:t>
+      </w:r>
+    </w:p>
+    <w:p>
+      <w:pPr>
+        <w:rPr>
+          <w:color w:val="000000" w:themeColor="text1"/>
+        </w:rPr>
+      </w:pPr>
+      <w:r>
+        <w:rPr>
+          <w:color w:val="000000" w:themeColor="text1"/>
+        </w:rPr>
+        <w:t xml:space="preserve">       4. NOTA: Fondo azul/gris oscuro, texto blanco, icono de documento.</w:t>
+      </w:r>
+    </w:p>
+    <w:p>
+      <w:pPr>
+        <w:rPr>
+          <w:color w:val="000000" w:themeColor="text1"/>
+        </w:rPr>
+      </w:pPr>
+      <w:r>
+        <w:rPr>
+          <w:color w:val="000000" w:themeColor="text1"/>
+        </w:rPr>
+        <w:t xml:space="preserve">     * Abajo de los botones, un texto gris que muestre la sincronización actual: "Tiempo video: 0:00 - Partido: 0'".</w:t>
+      </w:r>
+    </w:p>
+    <w:p>
+      <w:pPr>
+        <w:rPr>
+          <w:color w:val="000000" w:themeColor="text1"/>
+        </w:rPr>
+      </w:pPr>
+      <w:r>
+        <w:rPr>
+          <w:color w:val="000000" w:themeColor="text1"/>
+        </w:rPr>
+        <w:t xml:space="preserve">   - Tarjeta "Historial":</w:t>
+      </w:r>
+    </w:p>
+    <w:p>
+      <w:pPr>
+        <w:rPr>
+          <w:color w:val="000000" w:themeColor="text1"/>
+        </w:rPr>
+      </w:pPr>
+      <w:r>
+        <w:rPr>
+          <w:color w:val="000000" w:themeColor="text1"/>
+        </w:rPr>
+        <w:t xml:space="preserve">     * Cabecera con el título "Historial" y </w:t>
+      </w:r>
+      <w:proofErr w:type="spellStart"/>
+      <w:r>
+        <w:rPr>
+          <w:color w:val="000000" w:themeColor="text1"/>
+        </w:rPr>
+        <w:t>sub-pestañas</w:t>
+      </w:r>
+      <w:proofErr w:type="spellEnd"/>
+      <w:r>
+        <w:rPr>
+          <w:color w:val="000000" w:themeColor="text1"/>
+        </w:rPr>
+        <w:t xml:space="preserve"> grises redondeadas para cambiar de vista: "Lista", "Campo", "Gráficas".</w:t>
+      </w:r>
+    </w:p>
+    <w:p>
+      <w:pPr>
+        <w:rPr>
+          <w:color w:val="000000" w:themeColor="text1"/>
+        </w:rPr>
+      </w:pPr>
+      <w:r>
+        <w:rPr>
+          <w:color w:val="000000" w:themeColor="text1"/>
+        </w:rPr>
+        <w:t xml:space="preserve">     * Filtros de etiquetas tipo píldora abajo: "Todos" (Fondo morado activo), "Gol", "Ocasión", "Duelo", "Nota".</w:t>
+      </w:r>
+    </w:p>
+    <w:p>
+      <w:pPr>
+        <w:rPr>
+          <w:color w:val="000000" w:themeColor="text1"/>
+        </w:rPr>
+      </w:pPr>
+      <w:r>
+        <w:rPr>
+          <w:color w:val="000000" w:themeColor="text1"/>
+        </w:rPr>
+        <w:t xml:space="preserve">     * Botones de acción rápidos en gris claro: "Exportar CSV" y "Descargar JSON".</w:t>
+      </w:r>
+    </w:p>
+    <w:p>
+      <w:pPr>
+        <w:rPr>
+          <w:color w:val="000000" w:themeColor="text1"/>
+        </w:rPr>
+      </w:pPr>
+      <w:r>
+        <w:rPr>
+          <w:color w:val="000000" w:themeColor="text1"/>
+        </w:rPr>
+        <w:t xml:space="preserve">     * Espacio inferior para listar cronológicamente las marcas registradas (ej. "0' - GOL").</w:t>
+      </w:r>
+    </w:p>
+    <w:p>
+      <w:pPr>
+        <w:rPr>
+          <w:color w:val="000000" w:themeColor="text1"/>
+        </w:rPr>
+      </w:pPr>
+    </w:p>
+    <w:p>
+      <w:pPr>
+        <w:rPr>
+          <w:color w:val="000000" w:themeColor="text1"/>
+        </w:rPr>
+      </w:pPr>
+      <w:r>
+        <w:rPr>
+          <w:color w:val="000000" w:themeColor="text1"/>
+        </w:rPr>
+        <w:t xml:space="preserve">Requisitos Lógicos e Integración con </w:t>
+      </w:r>
+      <w:proofErr w:type="spellStart"/>
+      <w:r>
+        <w:rPr>
+          <w:color w:val="000000" w:themeColor="text1"/>
+        </w:rPr>
+        <w:t>Supabase</w:t>
+      </w:r>
+      <w:proofErr w:type="spellEnd"/>
+      <w:r>
+        <w:rPr>
+          <w:color w:val="000000" w:themeColor="text1"/>
+        </w:rPr>
+        <w:t>:</w:t>
+      </w:r>
+    </w:p>
+    <w:p>
+      <w:pPr>
+        <w:rPr>
+          <w:color w:val="000000" w:themeColor="text1"/>
+        </w:rPr>
+      </w:pPr>
+      <w:r>
+        <w:rPr>
+          <w:color w:val="000000" w:themeColor="text1"/>
+        </w:rPr>
+        <w:t xml:space="preserve">- Al pulsar cualquiera de los 4 botones de evento, utiliza la API del reproductor (Vimeo Player API o YouTube </w:t>
+      </w:r>
+      <w:proofErr w:type="spellStart"/>
+      <w:r>
+        <w:rPr>
+          <w:color w:val="000000" w:themeColor="text1"/>
+        </w:rPr>
+        <w:t>Iframe</w:t>
+      </w:r>
+      <w:proofErr w:type="spellEnd"/>
+      <w:r>
+        <w:rPr>
+          <w:color w:val="000000" w:themeColor="text1"/>
+        </w:rPr>
+        <w:t xml:space="preserve"> Player API) para obtener el segundo exacto mediante </w:t>
+      </w:r>
+      <w:proofErr w:type="gramStart"/>
+      <w:r>
+        <w:rPr>
+          <w:color w:val="000000" w:themeColor="text1"/>
+        </w:rPr>
+        <w:t>`.</w:t>
+      </w:r>
+      <w:proofErr w:type="spellStart"/>
+      <w:r>
+        <w:rPr>
+          <w:color w:val="000000" w:themeColor="text1"/>
+        </w:rPr>
+        <w:t>getCurrentTime</w:t>
+      </w:r>
+      <w:proofErr w:type="spellEnd"/>
+      <w:r>
+        <w:rPr>
+          <w:color w:val="000000" w:themeColor="text1"/>
+        </w:rPr>
+        <w:t>()`</w:t>
+      </w:r>
+      <w:proofErr w:type="gramEnd"/>
+      <w:r>
+        <w:rPr>
+          <w:color w:val="000000" w:themeColor="text1"/>
+        </w:rPr>
+        <w:t>.</w:t>
+      </w:r>
+    </w:p>
+    <w:p>
+      <w:pPr>
+        <w:rPr>
+          <w:color w:val="000000" w:themeColor="text1"/>
+        </w:rPr>
+      </w:pPr>
+      <w:r>
+        <w:rPr>
+          <w:color w:val="000000" w:themeColor="text1"/>
+        </w:rPr>
+        <w:t>- Guarda inmediatamente el evento en la tabla '</w:t>
+      </w:r>
+      <w:proofErr w:type="spellStart"/>
+      <w:r>
+        <w:rPr>
+          <w:color w:val="000000" w:themeColor="text1"/>
+        </w:rPr>
+        <w:t>eventos_partido</w:t>
+      </w:r>
+      <w:proofErr w:type="spellEnd"/>
+      <w:r>
+        <w:rPr>
+          <w:color w:val="000000" w:themeColor="text1"/>
+        </w:rPr>
+        <w:t xml:space="preserve">' de </w:t>
+      </w:r>
+      <w:proofErr w:type="spellStart"/>
+      <w:r>
+        <w:rPr>
+          <w:color w:val="000000" w:themeColor="text1"/>
+        </w:rPr>
+        <w:t>Supabase</w:t>
+      </w:r>
+      <w:proofErr w:type="spellEnd"/>
+      <w:r>
+        <w:rPr>
+          <w:color w:val="000000" w:themeColor="text1"/>
+        </w:rPr>
+        <w:t xml:space="preserve"> con el </w:t>
+      </w:r>
+      <w:proofErr w:type="spellStart"/>
+      <w:r>
+        <w:rPr>
+          <w:color w:val="000000" w:themeColor="text1"/>
+        </w:rPr>
+        <w:t>partido_id</w:t>
+      </w:r>
+      <w:proofErr w:type="spellEnd"/>
+      <w:r>
+        <w:rPr>
+          <w:color w:val="000000" w:themeColor="text1"/>
+        </w:rPr>
+        <w:t>, el tipo de evento ('gol', '</w:t>
+      </w:r>
+      <w:proofErr w:type="spellStart"/>
+      <w:r>
+        <w:rPr>
+          <w:color w:val="000000" w:themeColor="text1"/>
+        </w:rPr>
+        <w:t>ocasion</w:t>
+      </w:r>
+      <w:proofErr w:type="spellEnd"/>
+      <w:r>
+        <w:rPr>
+          <w:color w:val="000000" w:themeColor="text1"/>
+        </w:rPr>
+        <w:t>', 'duelo', 'nota') y la marca de tiempo exacta.</w:t>
+      </w:r>
+    </w:p>
+    <w:p>
+      <w:pPr>
+        <w:rPr>
+          <w:color w:val="000000" w:themeColor="text1"/>
+        </w:rPr>
+      </w:pPr>
+      <w:r>
+        <w:rPr>
+          <w:color w:val="000000" w:themeColor="text1"/>
+        </w:rPr>
+        <w:t>- El listado inferior debe actualizarse automáticamente. Al hacer clic en una marca del historial, el reproductor de vídeo debe saltar automáticamente (</w:t>
+      </w:r>
+      <w:proofErr w:type="spellStart"/>
+      <w:r>
+        <w:rPr>
+          <w:color w:val="000000" w:themeColor="text1"/>
+        </w:rPr>
+        <w:t>seek</w:t>
+      </w:r>
+      <w:proofErr w:type="spellEnd"/>
+      <w:r>
+        <w:rPr>
+          <w:color w:val="000000" w:themeColor="text1"/>
+        </w:rPr>
+        <w:t>) a ese segundo.</w:t>
       </w:r>
     </w:p>
     <w:sectPr>
